--- a/documentation/STP.docx
+++ b/documentation/STP.docx
@@ -7,6 +7,7 @@
         <w:rPr>
           <w:b/>
           <w:bCs/>
+          <w:lang w:val="en-US"/>
         </w:rPr>
       </w:pPr>
       <w:r>
@@ -83,6 +84,97 @@
           <w:bCs/>
         </w:rPr>
         <w:t>2.1 User Interface (UI) &amp; Control Panel Module</w:t>
+      </w:r>
+    </w:p>
+    <w:p>
+      <w:pPr>
+        <w:rPr>
+          <w:b/>
+          <w:bCs/>
+        </w:rPr>
+      </w:pPr>
+      <w:r>
+        <w:rPr>
+          <w:b/>
+          <w:bCs/>
+        </w:rPr>
+        <w:t xml:space="preserve">Authentication </w:t>
+      </w:r>
+    </w:p>
+    <w:p>
+      <w:pPr>
+        <w:ind w:firstLine="720"/>
+      </w:pPr>
+      <w:r>
+        <w:rPr>
+          <w:b/>
+          <w:bCs/>
+        </w:rPr>
+        <w:t>• Login Screen:</w:t>
+      </w:r>
+      <w:r>
+        <w:rPr>
+          <w:b/>
+          <w:bCs/>
+        </w:rPr>
+        <w:t xml:space="preserve"> </w:t>
+      </w:r>
+      <w:r>
+        <w:t>Username and password inputs, error handling, and session token</w:t>
+      </w:r>
+    </w:p>
+    <w:p>
+      <w:pPr>
+        <w:ind w:left="720"/>
+      </w:pPr>
+      <w:r>
+        <w:t>generation.</w:t>
+      </w:r>
+    </w:p>
+    <w:p>
+      <w:pPr>
+        <w:ind w:left="720"/>
+      </w:pPr>
+      <w:r>
+        <w:rPr>
+          <w:b/>
+          <w:bCs/>
+        </w:rPr>
+        <w:t xml:space="preserve">• Registration Screen: </w:t>
+      </w:r>
+      <w:r>
+        <w:t>Account creation with password confirmation and automatic</w:t>
+      </w:r>
+    </w:p>
+    <w:p>
+      <w:pPr>
+        <w:ind w:left="720"/>
+      </w:pPr>
+      <w:r>
+        <w:t>redirection.</w:t>
+      </w:r>
+    </w:p>
+    <w:p>
+      <w:pPr>
+        <w:ind w:left="720"/>
+      </w:pPr>
+      <w:r>
+        <w:rPr>
+          <w:b/>
+          <w:bCs/>
+        </w:rPr>
+        <w:t xml:space="preserve">• Session Security: </w:t>
+      </w:r>
+      <w:r>
+        <w:t>Automatic expiration and redirect to login if the 24-hour token</w:t>
+      </w:r>
+    </w:p>
+    <w:p>
+      <w:pPr>
+        <w:ind w:left="720"/>
+      </w:pPr>
+      <w:r>
+        <w:t>expires.</w:t>
       </w:r>
     </w:p>
     <w:p>
@@ -116,17 +208,17 @@
           <w:b/>
           <w:bCs/>
         </w:rPr>
-        <w:t>"Stop Capture" Button</w:t>
-      </w:r>
-      <w:r>
-        <w:rPr>
-          <w:b/>
-          <w:bCs/>
-        </w:rPr>
-        <w:br/>
-      </w:r>
-      <w:r>
-        <w:t>Stops the active video capture session and safely terminates the monitoring stream.</w:t>
+        <w:t>Stream Controls</w:t>
+      </w:r>
+      <w:r>
+        <w:rPr>
+          <w:b/>
+          <w:bCs/>
+        </w:rPr>
+        <w:t xml:space="preserve">: </w:t>
+      </w:r>
+      <w:r>
+        <w:t>Start / Stop capture overlay buttons on the video feed.</w:t>
       </w:r>
     </w:p>
     <w:p>
@@ -214,7 +306,13 @@
         </w:numPr>
       </w:pPr>
       <w:r>
-        <w:t>Zoom In button</w:t>
+        <w:t>Zoom In</w:t>
+      </w:r>
+      <w:r>
+        <w:t xml:space="preserve"> / Zoom out</w:t>
+      </w:r>
+      <w:r>
+        <w:t xml:space="preserve"> button</w:t>
       </w:r>
     </w:p>
     <w:p>
@@ -236,7 +334,7 @@
         </w:numPr>
       </w:pPr>
       <w:r>
-        <w:t>Display/Overlay Adjustment button</w:t>
+        <w:t xml:space="preserve">Grid overlay </w:t>
       </w:r>
     </w:p>
     <w:p>
@@ -258,10 +356,13 @@
           <w:b/>
           <w:bCs/>
         </w:rPr>
-        <w:br/>
-      </w:r>
-      <w:r>
-        <w:t>Displays live system events and recent alerts with timestamps and confidence values.</w:t>
+        <w:t xml:space="preserve">: </w:t>
+      </w:r>
+      <w:r>
+        <w:t xml:space="preserve">Displays </w:t>
+      </w:r>
+      <w:r>
+        <w:t>recent alerts and system logs</w:t>
       </w:r>
     </w:p>
     <w:p>
@@ -270,89 +371,60 @@
           <w:ilvl w:val="0"/>
           <w:numId w:val="21"/>
         </w:numPr>
-        <w:rPr>
-          <w:b/>
-          <w:bCs/>
-        </w:rPr>
-      </w:pPr>
-      <w:r>
-        <w:rPr>
-          <w:b/>
-          <w:bCs/>
-        </w:rPr>
-        <w:t>Real-Time Status Indicator</w:t>
-      </w:r>
-      <w:r>
-        <w:rPr>
-          <w:b/>
-          <w:bCs/>
-        </w:rPr>
-        <w:br/>
-        <w:t>Displays the current printer status, such as:</w:t>
-      </w:r>
-    </w:p>
-    <w:p>
-      <w:pPr>
-        <w:numPr>
-          <w:ilvl w:val="1"/>
-          <w:numId w:val="21"/>
-        </w:numPr>
-      </w:pPr>
-      <w:r>
-        <w:t>Printing</w:t>
-      </w:r>
-    </w:p>
-    <w:p>
-      <w:pPr>
-        <w:numPr>
-          <w:ilvl w:val="1"/>
-          <w:numId w:val="21"/>
-        </w:numPr>
-      </w:pPr>
-      <w:r>
-        <w:t>Monitoring Active</w:t>
-      </w:r>
-    </w:p>
-    <w:p>
-      <w:pPr>
-        <w:numPr>
-          <w:ilvl w:val="1"/>
-          <w:numId w:val="21"/>
-        </w:numPr>
-      </w:pPr>
-      <w:r>
-        <w:t>Status: Normal</w:t>
-      </w:r>
-    </w:p>
-    <w:p>
-      <w:pPr>
-        <w:rPr>
-          <w:b/>
-          <w:bCs/>
-        </w:rPr>
-      </w:pPr>
-    </w:p>
-    <w:p>
-      <w:pPr>
-        <w:rPr>
-          <w:b/>
-          <w:bCs/>
-        </w:rPr>
-      </w:pPr>
-    </w:p>
-    <w:p>
-      <w:pPr>
-        <w:rPr>
-          <w:b/>
-          <w:bCs/>
-        </w:rPr>
-      </w:pPr>
-      <w:r>
-        <w:rPr>
-          <w:b/>
-          <w:bCs/>
-        </w:rPr>
+      </w:pPr>
+      <w:r>
+        <w:rPr>
+          <w:b/>
+          <w:bCs/>
+        </w:rPr>
+        <w:t>Sid</w:t>
+      </w:r>
+      <w:r>
+        <w:rPr>
+          <w:b/>
+          <w:bCs/>
+        </w:rPr>
+        <w:t>e Navigation Bar</w:t>
+      </w:r>
+      <w:r>
+        <w:t>:</w:t>
+      </w:r>
+      <w:r>
+        <w:t xml:space="preserve"> Enables seamless switching between the system’s main pages</w:t>
+      </w:r>
+    </w:p>
+    <w:p>
+      <w:pPr>
+        <w:ind w:left="360"/>
+      </w:pPr>
+      <w:r>
         <w:lastRenderedPageBreak/>
+        <w:t>(Live Monitor, System Config, Print History) and houses the critical Emergency Stop</w:t>
+      </w:r>
+    </w:p>
+    <w:p>
+      <w:pPr>
+        <w:ind w:left="360"/>
+      </w:pPr>
+      <w:r>
+        <w:t>button.</w:t>
+      </w:r>
+      <w:r>
+        <w:t xml:space="preserve"> </w:t>
+      </w:r>
+    </w:p>
+    <w:p>
+      <w:pPr>
+        <w:rPr>
+          <w:b/>
+          <w:bCs/>
+        </w:rPr>
+      </w:pPr>
+      <w:r>
+        <w:rPr>
+          <w:b/>
+          <w:bCs/>
+        </w:rPr>
         <w:t>System Settings Components</w:t>
       </w:r>
     </w:p>
@@ -375,10 +447,22 @@
           <w:b/>
           <w:bCs/>
         </w:rPr>
-        <w:br/>
-      </w:r>
-      <w:r>
-        <w:t>Allows selecting the active camera device connected to the system.</w:t>
+        <w:t xml:space="preserve">: </w:t>
+      </w:r>
+      <w:r>
+        <w:t xml:space="preserve">Connects to the </w:t>
+      </w:r>
+      <w:r>
+        <w:t>USB</w:t>
+      </w:r>
+      <w:r>
+        <w:t xml:space="preserve"> camera on the </w:t>
+      </w:r>
+      <w:r>
+        <w:t>R</w:t>
+      </w:r>
+      <w:r>
+        <w:t>aspberry Pi.</w:t>
       </w:r>
     </w:p>
     <w:p>
@@ -404,7 +488,7 @@
           <w:b/>
           <w:bCs/>
         </w:rPr>
-        <w:br/>
+        <w:t xml:space="preserve">: </w:t>
       </w:r>
       <w:r>
         <w:t>Controls the confidence percentage required to trigger a defect alert.</w:t>
@@ -433,7 +517,7 @@
           <w:b/>
           <w:bCs/>
         </w:rPr>
-        <w:br/>
+        <w:t xml:space="preserve">: </w:t>
       </w:r>
       <w:r>
         <w:t>Allow enabling or disabling monitoring for specific defect categories.</w:t>
@@ -457,38 +541,15 @@
         </w:rPr>
         <w:t>Storage &amp; Database Settings</w:t>
       </w:r>
-    </w:p>
-    <w:p>
-      <w:pPr>
-        <w:numPr>
-          <w:ilvl w:val="1"/>
-          <w:numId w:val="22"/>
-        </w:numPr>
-      </w:pPr>
-      <w:r>
-        <w:t>Database path display</w:t>
-      </w:r>
-    </w:p>
-    <w:p>
-      <w:pPr>
-        <w:numPr>
-          <w:ilvl w:val="1"/>
-          <w:numId w:val="22"/>
-        </w:numPr>
-      </w:pPr>
-      <w:r>
-        <w:t>Image storage limit</w:t>
-      </w:r>
-    </w:p>
-    <w:p>
-      <w:pPr>
-        <w:numPr>
-          <w:ilvl w:val="1"/>
-          <w:numId w:val="22"/>
-        </w:numPr>
-      </w:pPr>
-      <w:r>
-        <w:t>Auto-purge policy selection</w:t>
+      <w:r>
+        <w:rPr>
+          <w:b/>
+          <w:bCs/>
+        </w:rPr>
+        <w:t xml:space="preserve">: </w:t>
+      </w:r>
+      <w:r>
+        <w:t>Automatically delete database records older than 30 days.</w:t>
       </w:r>
     </w:p>
     <w:p>
@@ -510,7 +571,7 @@
           <w:b/>
           <w:bCs/>
         </w:rPr>
-        <w:br/>
+        <w:t xml:space="preserve">: </w:t>
       </w:r>
       <w:r>
         <w:t>Restores all monitoring settings to their default values.</w:t>
@@ -539,7 +600,7 @@
           <w:b/>
           <w:bCs/>
         </w:rPr>
-        <w:br/>
+        <w:t xml:space="preserve">: </w:t>
       </w:r>
       <w:r>
         <w:t>Saves the current system settings and monitoring parameters.</w:t>
@@ -583,7 +644,7 @@
           <w:b/>
           <w:bCs/>
         </w:rPr>
-        <w:br/>
+        <w:t xml:space="preserve">: </w:t>
       </w:r>
       <w:r>
         <w:t>Exports alert history and monitoring events into CSV format.</w:t>
@@ -612,7 +673,7 @@
           <w:b/>
           <w:bCs/>
         </w:rPr>
-        <w:br/>
+        <w:t xml:space="preserve">: </w:t>
       </w:r>
       <w:r>
         <w:t>Refreshes the alerts and monitoring history data.</w:t>
@@ -634,17 +695,17 @@
           <w:b/>
           <w:bCs/>
         </w:rPr>
-        <w:t>Event Search Field</w:t>
-      </w:r>
-      <w:r>
-        <w:rPr>
-          <w:b/>
-          <w:bCs/>
-        </w:rPr>
-        <w:br/>
-      </w:r>
-      <w:r>
-        <w:t>Allows searching alerts by event ID or related metadata.</w:t>
+        <w:t>Defect Type Filter Dropdown</w:t>
+      </w:r>
+      <w:r>
+        <w:rPr>
+          <w:b/>
+          <w:bCs/>
+        </w:rPr>
+        <w:t xml:space="preserve">: </w:t>
+      </w:r>
+      <w:r>
+        <w:t>Filters alerts by defect category.</w:t>
       </w:r>
     </w:p>
     <w:p>
@@ -663,17 +724,17 @@
           <w:b/>
           <w:bCs/>
         </w:rPr>
-        <w:t>Defect Type Filter Dropdown</w:t>
-      </w:r>
-      <w:r>
-        <w:rPr>
-          <w:b/>
-          <w:bCs/>
-        </w:rPr>
-        <w:br/>
-      </w:r>
-      <w:r>
-        <w:t>Filters alerts by defect category.</w:t>
+        <w:t>Confidence Filter Dropdown</w:t>
+      </w:r>
+      <w:r>
+        <w:rPr>
+          <w:b/>
+          <w:bCs/>
+        </w:rPr>
+        <w:t xml:space="preserve">: </w:t>
+      </w:r>
+      <w:r>
+        <w:t>Filters events according to AI confidence level.</w:t>
       </w:r>
     </w:p>
     <w:p>
@@ -692,17 +753,17 @@
           <w:b/>
           <w:bCs/>
         </w:rPr>
-        <w:t>Confidence Filter Dropdown</w:t>
-      </w:r>
-      <w:r>
-        <w:rPr>
-          <w:b/>
-          <w:bCs/>
-        </w:rPr>
-        <w:br/>
-      </w:r>
-      <w:r>
-        <w:t>Filters events according to AI confidence level.</w:t>
+        <w:t>Time Range Filter Button</w:t>
+      </w:r>
+      <w:r>
+        <w:rPr>
+          <w:b/>
+          <w:bCs/>
+        </w:rPr>
+        <w:t xml:space="preserve">: </w:t>
+      </w:r>
+      <w:r>
+        <w:t>Filters events according to selected time ranges.</w:t>
       </w:r>
     </w:p>
     <w:p>
@@ -711,27 +772,67 @@
           <w:ilvl w:val="0"/>
           <w:numId w:val="23"/>
         </w:numPr>
-        <w:rPr>
-          <w:b/>
-          <w:bCs/>
-        </w:rPr>
-      </w:pPr>
-      <w:r>
-        <w:rPr>
-          <w:b/>
-          <w:bCs/>
-        </w:rPr>
-        <w:t>Time Range Filter Button</w:t>
-      </w:r>
-      <w:r>
-        <w:rPr>
-          <w:b/>
-          <w:bCs/>
-        </w:rPr>
-        <w:br/>
-      </w:r>
-      <w:r>
-        <w:t>Filters events according to selected time ranges.</w:t>
+      </w:pPr>
+      <w:r>
+        <w:rPr>
+          <w:b/>
+          <w:bCs/>
+        </w:rPr>
+        <w:t>Detailed Event Log Table</w:t>
+      </w:r>
+      <w:r>
+        <w:rPr>
+          <w:b/>
+          <w:bCs/>
+        </w:rPr>
+        <w:t xml:space="preserve">: </w:t>
+      </w:r>
+      <w:r>
+        <w:t>Displays historical detection records including:</w:t>
+      </w:r>
+    </w:p>
+    <w:p>
+      <w:pPr>
+        <w:numPr>
+          <w:ilvl w:val="1"/>
+          <w:numId w:val="23"/>
+        </w:numPr>
+      </w:pPr>
+      <w:r>
+        <w:t>Timestamp</w:t>
+      </w:r>
+    </w:p>
+    <w:p>
+      <w:pPr>
+        <w:numPr>
+          <w:ilvl w:val="1"/>
+          <w:numId w:val="23"/>
+        </w:numPr>
+      </w:pPr>
+      <w:r>
+        <w:t>Snapshot image</w:t>
+      </w:r>
+    </w:p>
+    <w:p>
+      <w:pPr>
+        <w:numPr>
+          <w:ilvl w:val="1"/>
+          <w:numId w:val="23"/>
+        </w:numPr>
+      </w:pPr>
+      <w:r>
+        <w:t>Defect type</w:t>
+      </w:r>
+    </w:p>
+    <w:p>
+      <w:pPr>
+        <w:numPr>
+          <w:ilvl w:val="1"/>
+          <w:numId w:val="23"/>
+        </w:numPr>
+      </w:pPr>
+      <w:r>
+        <w:t>Confidence score</w:t>
       </w:r>
     </w:p>
     <w:p>
@@ -740,105 +841,55 @@
           <w:ilvl w:val="0"/>
           <w:numId w:val="23"/>
         </w:numPr>
-      </w:pPr>
-      <w:r>
-        <w:rPr>
-          <w:b/>
-          <w:bCs/>
-        </w:rPr>
-        <w:t>Detailed Event Log Table</w:t>
-      </w:r>
-      <w:r>
-        <w:rPr>
-          <w:b/>
-          <w:bCs/>
-        </w:rPr>
-        <w:br/>
-      </w:r>
-      <w:r>
-        <w:t>Displays historical detection records including:</w:t>
-      </w:r>
-    </w:p>
-    <w:p>
-      <w:pPr>
-        <w:numPr>
-          <w:ilvl w:val="1"/>
-          <w:numId w:val="23"/>
-        </w:numPr>
-      </w:pPr>
-      <w:r>
-        <w:t>Timestamp</w:t>
-      </w:r>
-    </w:p>
-    <w:p>
-      <w:pPr>
-        <w:numPr>
-          <w:ilvl w:val="1"/>
-          <w:numId w:val="23"/>
-        </w:numPr>
-      </w:pPr>
-      <w:r>
-        <w:t>Snapshot image</w:t>
-      </w:r>
-    </w:p>
-    <w:p>
-      <w:pPr>
-        <w:numPr>
-          <w:ilvl w:val="1"/>
-          <w:numId w:val="23"/>
-        </w:numPr>
-      </w:pPr>
-      <w:r>
-        <w:t>Defect type</w:t>
-      </w:r>
-    </w:p>
-    <w:p>
-      <w:pPr>
-        <w:numPr>
-          <w:ilvl w:val="1"/>
-          <w:numId w:val="23"/>
-        </w:numPr>
-      </w:pPr>
-      <w:r>
-        <w:t>Confidence score</w:t>
-      </w:r>
-    </w:p>
-    <w:p>
-      <w:pPr>
-        <w:numPr>
-          <w:ilvl w:val="0"/>
-          <w:numId w:val="23"/>
-        </w:numPr>
-        <w:rPr>
-          <w:b/>
-          <w:bCs/>
-        </w:rPr>
-      </w:pPr>
-      <w:r>
-        <w:rPr>
-          <w:b/>
-          <w:bCs/>
-        </w:rPr>
-        <w:t>"View Details" Button</w:t>
-      </w:r>
-      <w:r>
-        <w:rPr>
-          <w:b/>
-          <w:bCs/>
-        </w:rPr>
-        <w:br/>
-      </w:r>
-      <w:r>
-        <w:t>Opens detailed information for a selected detection event.</w:t>
-      </w:r>
-    </w:p>
-    <w:p>
-      <w:r>
-        <w:rPr>
-          <w:b/>
-          <w:bCs/>
-        </w:rPr>
-        <w:lastRenderedPageBreak/>
+        <w:rPr>
+          <w:b/>
+          <w:bCs/>
+        </w:rPr>
+      </w:pPr>
+      <w:r>
+        <w:rPr>
+          <w:b/>
+          <w:bCs/>
+        </w:rPr>
+        <w:t xml:space="preserve">"View </w:t>
+      </w:r>
+      <w:r>
+        <w:rPr>
+          <w:b/>
+          <w:bCs/>
+        </w:rPr>
+        <w:t>Image</w:t>
+      </w:r>
+      <w:r>
+        <w:rPr>
+          <w:b/>
+          <w:bCs/>
+        </w:rPr>
+        <w:t>" Button</w:t>
+      </w:r>
+      <w:r>
+        <w:rPr>
+          <w:b/>
+          <w:bCs/>
+        </w:rPr>
+        <w:t xml:space="preserve">: </w:t>
+      </w:r>
+      <w:r>
+        <w:t xml:space="preserve">Opens </w:t>
+      </w:r>
+      <w:r>
+        <w:t>image in a new tab</w:t>
+      </w:r>
+      <w:r>
+        <w:t xml:space="preserve"> for a selected detection event.</w:t>
+      </w:r>
+    </w:p>
+    <w:p>
+      <w:r>
+        <w:rPr>
+          <w:b/>
+          <w:bCs/>
+        </w:rPr>
         <w:t>2.2 Preprocessing Module:</w:t>
       </w:r>
     </w:p>
@@ -886,7 +937,25 @@
         </w:numPr>
       </w:pPr>
       <w:r>
-        <w:t>Loading mechanism for the custom weights file (best.pt).</w:t>
+        <w:t>Loading mechanism for the custom YOLO weights, optimized and exported to an ONNX format (</w:t>
+      </w:r>
+      <w:proofErr w:type="spellStart"/>
+      <w:proofErr w:type="gramStart"/>
+      <w:r>
+        <w:t>best.onnx</w:t>
+      </w:r>
+      <w:proofErr w:type="spellEnd"/>
+      <w:proofErr w:type="gramEnd"/>
+      <w:r>
+        <w:t xml:space="preserve">) from the original trained </w:t>
+      </w:r>
+      <w:proofErr w:type="spellStart"/>
+      <w:r>
+        <w:t>PyTorch</w:t>
+      </w:r>
+      <w:proofErr w:type="spellEnd"/>
+      <w:r>
+        <w:t xml:space="preserve"> model (best.pt) to ensure high-speed inference on the ARM architecture</w:t>
       </w:r>
     </w:p>
     <w:p>
@@ -897,6 +966,7 @@
         </w:numPr>
       </w:pPr>
       <w:r>
+        <w:lastRenderedPageBreak/>
         <w:t>The prediction function classifying the 3 target classes: Normal, Spaghetti, Stringing.</w:t>
       </w:r>
     </w:p>
@@ -940,6 +1010,17 @@
       </w:pPr>
       <w:r>
         <w:t>Visual triggers (e.g., changing the canvas border to red or generating a pop-up warning).</w:t>
+      </w:r>
+    </w:p>
+    <w:p>
+      <w:pPr>
+        <w:numPr>
+          <w:ilvl w:val="0"/>
+          <w:numId w:val="11"/>
+        </w:numPr>
+      </w:pPr>
+      <w:r>
+        <w:t>Background tasks for Telegram notifications.</w:t>
       </w:r>
     </w:p>
     <w:p/>
@@ -980,10 +1061,10 @@
         <w:tblLook w:val="04A0" w:firstRow="1" w:lastRow="0" w:firstColumn="1" w:lastColumn="0" w:noHBand="0" w:noVBand="1"/>
       </w:tblPr>
       <w:tblGrid>
-        <w:gridCol w:w="661"/>
-        <w:gridCol w:w="1913"/>
-        <w:gridCol w:w="1876"/>
-        <w:gridCol w:w="3657"/>
+        <w:gridCol w:w="681"/>
+        <w:gridCol w:w="2087"/>
+        <w:gridCol w:w="1924"/>
+        <w:gridCol w:w="3415"/>
       </w:tblGrid>
       <w:tr>
         <w:tc>
@@ -1112,7 +1193,16 @@
               <w:spacing w:after="160" w:line="259" w:lineRule="auto"/>
             </w:pPr>
             <w:r>
-              <w:t>The system detects the camera (cv2.VideoCapture(0)), streams frames to the canvas, and status updates to "Active"</w:t>
+              <w:t>The system detects the camera</w:t>
+            </w:r>
+            <w:r>
+              <w:t xml:space="preserve">, </w:t>
+            </w:r>
+            <w:r>
+              <w:t>streams frames to the canvas</w:t>
+            </w:r>
+            <w:r>
+              <w:t>.</w:t>
             </w:r>
           </w:p>
         </w:tc>
@@ -1140,6 +1230,10 @@
           <w:p>
             <w:pPr>
               <w:spacing w:after="160" w:line="259" w:lineRule="auto"/>
+              <w:rPr>
+                <w:rtl/>
+                <w:lang w:val="en-US"/>
+              </w:rPr>
             </w:pPr>
             <w:r>
               <w:t>Handle sudden camera disconnection</w:t>
@@ -1272,7 +1366,7 @@
               <w:spacing w:after="160" w:line="259" w:lineRule="auto"/>
             </w:pPr>
             <w:r>
-              <w:t>Feed a 1080p static image to the system</w:t>
+              <w:t>Feed a static image to the system</w:t>
             </w:r>
           </w:p>
         </w:tc>
@@ -1297,14 +1391,6 @@
         <w:rPr>
           <w:b/>
           <w:bCs/>
-        </w:rPr>
-      </w:pPr>
-    </w:p>
-    <w:p>
-      <w:pPr>
-        <w:rPr>
-          <w:b/>
-          <w:bCs/>
           <w:rtl/>
         </w:rPr>
       </w:pPr>
@@ -1316,371 +1402,12 @@
           <w:bCs/>
         </w:rPr>
       </w:pPr>
-    </w:p>
-    <w:p>
-      <w:pPr>
-        <w:rPr>
-          <w:b/>
-          <w:bCs/>
-        </w:rPr>
-      </w:pPr>
-    </w:p>
-    <w:p>
-      <w:pPr>
-        <w:rPr>
-          <w:b/>
-          <w:bCs/>
-        </w:rPr>
-      </w:pPr>
-      <w:r>
-        <w:rPr>
-          <w:b/>
-          <w:bCs/>
-        </w:rPr>
-        <w:lastRenderedPageBreak/>
+      <w:r>
+        <w:rPr>
+          <w:b/>
+          <w:bCs/>
+        </w:rPr>
         <w:t>Functionality 2: Inference &amp; Defect Detection (Core AI)</w:t>
-      </w:r>
-    </w:p>
-    <w:tbl>
-      <w:tblPr>
-        <w:tblStyle w:val="TableGrid"/>
-        <w:tblW w:w="0" w:type="auto"/>
-        <w:tblLook w:val="04A0" w:firstRow="1" w:lastRow="0" w:firstColumn="1" w:lastColumn="0" w:noHBand="0" w:noVBand="1"/>
-      </w:tblPr>
-      <w:tblGrid>
-        <w:gridCol w:w="680"/>
-        <w:gridCol w:w="1946"/>
-        <w:gridCol w:w="2606"/>
-        <w:gridCol w:w="3784"/>
-      </w:tblGrid>
-      <w:tr>
-        <w:tc>
-          <w:tcPr>
-            <w:tcW w:w="0" w:type="auto"/>
-            <w:hideMark/>
-          </w:tcPr>
-          <w:p>
-            <w:pPr>
-              <w:spacing w:after="160" w:line="259" w:lineRule="auto"/>
-            </w:pPr>
-            <w:r>
-              <w:rPr>
-                <w:b/>
-                <w:bCs/>
-              </w:rPr>
-              <w:t>Test ID</w:t>
-            </w:r>
-          </w:p>
-        </w:tc>
-        <w:tc>
-          <w:tcPr>
-            <w:tcW w:w="0" w:type="auto"/>
-            <w:hideMark/>
-          </w:tcPr>
-          <w:p>
-            <w:pPr>
-              <w:spacing w:after="160" w:line="259" w:lineRule="auto"/>
-            </w:pPr>
-            <w:r>
-              <w:rPr>
-                <w:b/>
-                <w:bCs/>
-              </w:rPr>
-              <w:t>Test Description</w:t>
-            </w:r>
-          </w:p>
-        </w:tc>
-        <w:tc>
-          <w:tcPr>
-            <w:tcW w:w="0" w:type="auto"/>
-            <w:hideMark/>
-          </w:tcPr>
-          <w:p>
-            <w:pPr>
-              <w:spacing w:after="160" w:line="259" w:lineRule="auto"/>
-            </w:pPr>
-            <w:r>
-              <w:rPr>
-                <w:b/>
-                <w:bCs/>
-              </w:rPr>
-              <w:t>Precondition</w:t>
-            </w:r>
-          </w:p>
-        </w:tc>
-        <w:tc>
-          <w:tcPr>
-            <w:tcW w:w="0" w:type="auto"/>
-            <w:hideMark/>
-          </w:tcPr>
-          <w:p>
-            <w:pPr>
-              <w:spacing w:after="160" w:line="259" w:lineRule="auto"/>
-            </w:pPr>
-            <w:r>
-              <w:rPr>
-                <w:b/>
-                <w:bCs/>
-              </w:rPr>
-              <w:t>Expected Result</w:t>
-            </w:r>
-          </w:p>
-        </w:tc>
-      </w:tr>
-      <w:tr>
-        <w:tc>
-          <w:tcPr>
-            <w:tcW w:w="0" w:type="auto"/>
-            <w:hideMark/>
-          </w:tcPr>
-          <w:p>
-            <w:pPr>
-              <w:spacing w:after="160" w:line="259" w:lineRule="auto"/>
-            </w:pPr>
-            <w:r>
-              <w:t>2.1</w:t>
-            </w:r>
-          </w:p>
-        </w:tc>
-        <w:tc>
-          <w:tcPr>
-            <w:tcW w:w="0" w:type="auto"/>
-            <w:hideMark/>
-          </w:tcPr>
-          <w:p>
-            <w:pPr>
-              <w:spacing w:after="160" w:line="259" w:lineRule="auto"/>
-            </w:pPr>
-            <w:r>
-              <w:t>Detect Normal Print</w:t>
-            </w:r>
-          </w:p>
-        </w:tc>
-        <w:tc>
-          <w:tcPr>
-            <w:tcW w:w="0" w:type="auto"/>
-            <w:hideMark/>
-          </w:tcPr>
-          <w:p>
-            <w:pPr>
-              <w:spacing w:after="160" w:line="259" w:lineRule="auto"/>
-            </w:pPr>
-            <w:r>
-              <w:t>Upload an image/video of a flawless 3D print</w:t>
-            </w:r>
-          </w:p>
-        </w:tc>
-        <w:tc>
-          <w:tcPr>
-            <w:tcW w:w="0" w:type="auto"/>
-            <w:hideMark/>
-          </w:tcPr>
-          <w:p>
-            <w:pPr>
-              <w:spacing w:after="160" w:line="259" w:lineRule="auto"/>
-            </w:pPr>
-            <w:r>
-              <w:t>The model classifies the frame as 'Normal' with &gt;90% confidence. No false positives are generated</w:t>
-            </w:r>
-          </w:p>
-        </w:tc>
-      </w:tr>
-      <w:tr>
-        <w:tc>
-          <w:tcPr>
-            <w:tcW w:w="0" w:type="auto"/>
-            <w:hideMark/>
-          </w:tcPr>
-          <w:p>
-            <w:pPr>
-              <w:spacing w:after="160" w:line="259" w:lineRule="auto"/>
-            </w:pPr>
-            <w:r>
-              <w:t>2.2</w:t>
-            </w:r>
-          </w:p>
-        </w:tc>
-        <w:tc>
-          <w:tcPr>
-            <w:tcW w:w="0" w:type="auto"/>
-            <w:hideMark/>
-          </w:tcPr>
-          <w:p>
-            <w:pPr>
-              <w:spacing w:after="160" w:line="259" w:lineRule="auto"/>
-            </w:pPr>
-            <w:r>
-              <w:t>Detect Spaghetti Defect.</w:t>
-            </w:r>
-          </w:p>
-        </w:tc>
-        <w:tc>
-          <w:tcPr>
-            <w:tcW w:w="0" w:type="auto"/>
-            <w:hideMark/>
-          </w:tcPr>
-          <w:p>
-            <w:pPr>
-              <w:spacing w:after="160" w:line="259" w:lineRule="auto"/>
-            </w:pPr>
-            <w:r>
-              <w:t>Present a tangled plastic object to the camera.</w:t>
-            </w:r>
-          </w:p>
-        </w:tc>
-        <w:tc>
-          <w:tcPr>
-            <w:tcW w:w="0" w:type="auto"/>
-            <w:hideMark/>
-          </w:tcPr>
-          <w:p>
-            <w:pPr>
-              <w:spacing w:after="160" w:line="259" w:lineRule="auto"/>
-            </w:pPr>
-            <w:r>
-              <w:t>The model draws a bounding box around the anomaly, classifying it as 'Spaghetti' with &gt;85% confidence</w:t>
-            </w:r>
-          </w:p>
-        </w:tc>
-      </w:tr>
-      <w:tr>
-        <w:tc>
-          <w:tcPr>
-            <w:tcW w:w="0" w:type="auto"/>
-            <w:hideMark/>
-          </w:tcPr>
-          <w:p>
-            <w:pPr>
-              <w:spacing w:after="160" w:line="259" w:lineRule="auto"/>
-            </w:pPr>
-            <w:r>
-              <w:t>2.3</w:t>
-            </w:r>
-          </w:p>
-        </w:tc>
-        <w:tc>
-          <w:tcPr>
-            <w:tcW w:w="0" w:type="auto"/>
-            <w:hideMark/>
-          </w:tcPr>
-          <w:p>
-            <w:pPr>
-              <w:spacing w:after="160" w:line="259" w:lineRule="auto"/>
-            </w:pPr>
-            <w:r>
-              <w:t>Detect Stringing (Resolution challenge)</w:t>
-            </w:r>
-          </w:p>
-        </w:tc>
-        <w:tc>
-          <w:tcPr>
-            <w:tcW w:w="0" w:type="auto"/>
-            <w:hideMark/>
-          </w:tcPr>
-          <w:p>
-            <w:pPr>
-              <w:spacing w:after="160" w:line="259" w:lineRule="auto"/>
-            </w:pPr>
-            <w:r>
-              <w:t>Present a print with fine, semi-transparent strings</w:t>
-            </w:r>
-          </w:p>
-        </w:tc>
-        <w:tc>
-          <w:tcPr>
-            <w:tcW w:w="0" w:type="auto"/>
-            <w:hideMark/>
-          </w:tcPr>
-          <w:p>
-            <w:pPr>
-              <w:spacing w:after="160" w:line="259" w:lineRule="auto"/>
-            </w:pPr>
-            <w:r>
-              <w:t>The model successfully isolates the strings as 'Stringing' without confusing them with the printer's background</w:t>
-            </w:r>
-          </w:p>
-        </w:tc>
-      </w:tr>
-      <w:tr>
-        <w:tc>
-          <w:tcPr>
-            <w:tcW w:w="0" w:type="auto"/>
-            <w:hideMark/>
-          </w:tcPr>
-          <w:p>
-            <w:pPr>
-              <w:spacing w:after="160" w:line="259" w:lineRule="auto"/>
-            </w:pPr>
-            <w:r>
-              <w:t>2.4</w:t>
-            </w:r>
-          </w:p>
-        </w:tc>
-        <w:tc>
-          <w:tcPr>
-            <w:tcW w:w="0" w:type="auto"/>
-            <w:hideMark/>
-          </w:tcPr>
-          <w:p>
-            <w:pPr>
-              <w:spacing w:after="160" w:line="259" w:lineRule="auto"/>
-            </w:pPr>
-            <w:r>
-              <w:t>Multiple Defects</w:t>
-            </w:r>
-          </w:p>
-        </w:tc>
-        <w:tc>
-          <w:tcPr>
-            <w:tcW w:w="0" w:type="auto"/>
-            <w:hideMark/>
-          </w:tcPr>
-          <w:p>
-            <w:pPr>
-              <w:spacing w:after="160" w:line="259" w:lineRule="auto"/>
-            </w:pPr>
-            <w:r>
-              <w:t>An image containing both spaghetti and stringing in different areas</w:t>
-            </w:r>
-          </w:p>
-        </w:tc>
-        <w:tc>
-          <w:tcPr>
-            <w:tcW w:w="0" w:type="auto"/>
-            <w:hideMark/>
-          </w:tcPr>
-          <w:p>
-            <w:pPr>
-              <w:spacing w:after="160" w:line="259" w:lineRule="auto"/>
-            </w:pPr>
-            <w:r>
-              <w:t>The algorithm identifies both entities independently, drawing two separate bounding boxes with their respective labels</w:t>
-            </w:r>
-          </w:p>
-        </w:tc>
-      </w:tr>
-    </w:tbl>
-    <w:p>
-      <w:pPr>
-        <w:rPr>
-          <w:b/>
-          <w:bCs/>
-        </w:rPr>
-      </w:pPr>
-    </w:p>
-    <w:p>
-      <w:pPr>
-        <w:rPr>
-          <w:b/>
-          <w:bCs/>
-        </w:rPr>
-      </w:pPr>
-      <w:r>
-        <w:rPr>
-          <w:b/>
-          <w:bCs/>
-        </w:rPr>
-        <w:t>Functionality 3: Alert System &amp; UI Configurations</w:t>
       </w:r>
     </w:p>
     <w:tbl>
@@ -1691,9 +1418,9 @@
       </w:tblPr>
       <w:tblGrid>
         <w:gridCol w:w="684"/>
-        <w:gridCol w:w="2121"/>
-        <w:gridCol w:w="2730"/>
-        <w:gridCol w:w="3481"/>
+        <w:gridCol w:w="1698"/>
+        <w:gridCol w:w="2689"/>
+        <w:gridCol w:w="3945"/>
       </w:tblGrid>
       <w:tr>
         <w:tc>
@@ -1780,49 +1507,49 @@
               <w:spacing w:after="160" w:line="259" w:lineRule="auto"/>
             </w:pPr>
             <w:r>
-              <w:t>3.1</w:t>
-            </w:r>
-          </w:p>
-        </w:tc>
-        <w:tc>
-          <w:tcPr>
-            <w:tcW w:w="0" w:type="auto"/>
-            <w:hideMark/>
-          </w:tcPr>
-          <w:p>
-            <w:pPr>
-              <w:spacing w:after="160" w:line="259" w:lineRule="auto"/>
-            </w:pPr>
-            <w:r>
-              <w:t>Real-time Confidence Threshold adjustment</w:t>
-            </w:r>
-          </w:p>
-        </w:tc>
-        <w:tc>
-          <w:tcPr>
-            <w:tcW w:w="0" w:type="auto"/>
-            <w:hideMark/>
-          </w:tcPr>
-          <w:p>
-            <w:pPr>
-              <w:spacing w:after="160" w:line="259" w:lineRule="auto"/>
-            </w:pPr>
-            <w:r>
-              <w:t>Stream a video containing a borderline defect (e.g., 60% confidence)</w:t>
-            </w:r>
-          </w:p>
-        </w:tc>
-        <w:tc>
-          <w:tcPr>
-            <w:tcW w:w="0" w:type="auto"/>
-            <w:hideMark/>
-          </w:tcPr>
-          <w:p>
-            <w:pPr>
-              <w:spacing w:after="160" w:line="259" w:lineRule="auto"/>
-            </w:pPr>
-            <w:r>
-              <w:t>Changing the slider to 70% clears the alert; moving it to 50% triggers the alert instantly</w:t>
+              <w:t>2.1</w:t>
+            </w:r>
+          </w:p>
+        </w:tc>
+        <w:tc>
+          <w:tcPr>
+            <w:tcW w:w="0" w:type="auto"/>
+            <w:hideMark/>
+          </w:tcPr>
+          <w:p>
+            <w:pPr>
+              <w:spacing w:after="160" w:line="259" w:lineRule="auto"/>
+            </w:pPr>
+            <w:r>
+              <w:t>Detect Normal Print</w:t>
+            </w:r>
+          </w:p>
+        </w:tc>
+        <w:tc>
+          <w:tcPr>
+            <w:tcW w:w="0" w:type="auto"/>
+            <w:hideMark/>
+          </w:tcPr>
+          <w:p>
+            <w:pPr>
+              <w:spacing w:after="160" w:line="259" w:lineRule="auto"/>
+            </w:pPr>
+            <w:r>
+              <w:t>Flawless print stream</w:t>
+            </w:r>
+          </w:p>
+        </w:tc>
+        <w:tc>
+          <w:tcPr>
+            <w:tcW w:w="0" w:type="auto"/>
+            <w:hideMark/>
+          </w:tcPr>
+          <w:p>
+            <w:pPr>
+              <w:spacing w:after="160" w:line="259" w:lineRule="auto"/>
+            </w:pPr>
+            <w:r>
+              <w:t>Classified as Normal. No false alerts generated.</w:t>
             </w:r>
           </w:p>
         </w:tc>
@@ -1838,49 +1565,49 @@
               <w:spacing w:after="160" w:line="259" w:lineRule="auto"/>
             </w:pPr>
             <w:r>
-              <w:t>3.2</w:t>
-            </w:r>
-          </w:p>
-        </w:tc>
-        <w:tc>
-          <w:tcPr>
-            <w:tcW w:w="0" w:type="auto"/>
-            <w:hideMark/>
-          </w:tcPr>
-          <w:p>
-            <w:pPr>
-              <w:spacing w:after="160" w:line="259" w:lineRule="auto"/>
-            </w:pPr>
-            <w:r>
-              <w:t>"Upload Image" functionality</w:t>
-            </w:r>
-          </w:p>
-        </w:tc>
-        <w:tc>
-          <w:tcPr>
-            <w:tcW w:w="0" w:type="auto"/>
-            <w:hideMark/>
-          </w:tcPr>
-          <w:p>
-            <w:pPr>
-              <w:spacing w:after="160" w:line="259" w:lineRule="auto"/>
-            </w:pPr>
-            <w:r>
-              <w:t>Click the button and select a valid .jpg file</w:t>
-            </w:r>
-          </w:p>
-        </w:tc>
-        <w:tc>
-          <w:tcPr>
-            <w:tcW w:w="0" w:type="auto"/>
-            <w:hideMark/>
-          </w:tcPr>
-          <w:p>
-            <w:pPr>
-              <w:spacing w:after="160" w:line="259" w:lineRule="auto"/>
-            </w:pPr>
-            <w:r>
-              <w:t>The system halts live streaming (if active), processes the static image frame, and displays the inference result</w:t>
+              <w:t>2.2</w:t>
+            </w:r>
+          </w:p>
+        </w:tc>
+        <w:tc>
+          <w:tcPr>
+            <w:tcW w:w="0" w:type="auto"/>
+            <w:hideMark/>
+          </w:tcPr>
+          <w:p>
+            <w:pPr>
+              <w:spacing w:after="160" w:line="259" w:lineRule="auto"/>
+            </w:pPr>
+            <w:r>
+              <w:t>Detect Spaghetti Defect.</w:t>
+            </w:r>
+          </w:p>
+        </w:tc>
+        <w:tc>
+          <w:tcPr>
+            <w:tcW w:w="0" w:type="auto"/>
+            <w:hideMark/>
+          </w:tcPr>
+          <w:p>
+            <w:pPr>
+              <w:spacing w:after="160" w:line="259" w:lineRule="auto"/>
+            </w:pPr>
+            <w:r>
+              <w:t>Present a tangled plastic object to the camera.</w:t>
+            </w:r>
+          </w:p>
+        </w:tc>
+        <w:tc>
+          <w:tcPr>
+            <w:tcW w:w="0" w:type="auto"/>
+            <w:hideMark/>
+          </w:tcPr>
+          <w:p>
+            <w:pPr>
+              <w:spacing w:after="160" w:line="259" w:lineRule="auto"/>
+            </w:pPr>
+            <w:r>
+              <w:t>The model draws a bounding box around the anomaly, classifying it as 'Spaghetti' with &gt;85% confidence</w:t>
             </w:r>
           </w:p>
         </w:tc>
@@ -1896,49 +1623,50 @@
               <w:spacing w:after="160" w:line="259" w:lineRule="auto"/>
             </w:pPr>
             <w:r>
-              <w:t>3.3</w:t>
-            </w:r>
-          </w:p>
-        </w:tc>
-        <w:tc>
-          <w:tcPr>
-            <w:tcW w:w="0" w:type="auto"/>
-            <w:hideMark/>
-          </w:tcPr>
-          <w:p>
-            <w:pPr>
-              <w:spacing w:after="160" w:line="259" w:lineRule="auto"/>
-            </w:pPr>
-            <w:r>
-              <w:t>Invalid file upload</w:t>
-            </w:r>
-          </w:p>
-        </w:tc>
-        <w:tc>
-          <w:tcPr>
-            <w:tcW w:w="0" w:type="auto"/>
-            <w:hideMark/>
-          </w:tcPr>
-          <w:p>
-            <w:pPr>
-              <w:spacing w:after="160" w:line="259" w:lineRule="auto"/>
-            </w:pPr>
-            <w:r>
-              <w:t>Click "Upload Image" and select a .pdf file</w:t>
-            </w:r>
-          </w:p>
-        </w:tc>
-        <w:tc>
-          <w:tcPr>
-            <w:tcW w:w="0" w:type="auto"/>
-            <w:hideMark/>
-          </w:tcPr>
-          <w:p>
-            <w:pPr>
-              <w:spacing w:after="160" w:line="259" w:lineRule="auto"/>
-            </w:pPr>
-            <w:r>
-              <w:t>The system rejects the file, does not crash, and displays an "Invalid file format" error</w:t>
+              <w:lastRenderedPageBreak/>
+              <w:t>2.3</w:t>
+            </w:r>
+          </w:p>
+        </w:tc>
+        <w:tc>
+          <w:tcPr>
+            <w:tcW w:w="0" w:type="auto"/>
+            <w:hideMark/>
+          </w:tcPr>
+          <w:p>
+            <w:pPr>
+              <w:spacing w:after="160" w:line="259" w:lineRule="auto"/>
+            </w:pPr>
+            <w:r>
+              <w:t xml:space="preserve">Detect Stringing </w:t>
+            </w:r>
+          </w:p>
+        </w:tc>
+        <w:tc>
+          <w:tcPr>
+            <w:tcW w:w="0" w:type="auto"/>
+            <w:hideMark/>
+          </w:tcPr>
+          <w:p>
+            <w:pPr>
+              <w:spacing w:after="160" w:line="259" w:lineRule="auto"/>
+            </w:pPr>
+            <w:r>
+              <w:t>Present a print with fine strings</w:t>
+            </w:r>
+          </w:p>
+        </w:tc>
+        <w:tc>
+          <w:tcPr>
+            <w:tcW w:w="0" w:type="auto"/>
+            <w:hideMark/>
+          </w:tcPr>
+          <w:p>
+            <w:pPr>
+              <w:spacing w:after="160" w:line="259" w:lineRule="auto"/>
+            </w:pPr>
+            <w:r>
+              <w:t>The model successfully isolates the strings as 'Stringing' without confusing them with the printer's background</w:t>
             </w:r>
           </w:p>
         </w:tc>
@@ -1954,49 +1682,49 @@
               <w:spacing w:after="160" w:line="259" w:lineRule="auto"/>
             </w:pPr>
             <w:r>
-              <w:t>3.4</w:t>
-            </w:r>
-          </w:p>
-        </w:tc>
-        <w:tc>
-          <w:tcPr>
-            <w:tcW w:w="0" w:type="auto"/>
-            <w:hideMark/>
-          </w:tcPr>
-          <w:p>
-            <w:pPr>
-              <w:spacing w:after="160" w:line="259" w:lineRule="auto"/>
-            </w:pPr>
-            <w:r>
-              <w:t>Visual Alert Trigger</w:t>
-            </w:r>
-          </w:p>
-        </w:tc>
-        <w:tc>
-          <w:tcPr>
-            <w:tcW w:w="0" w:type="auto"/>
-            <w:hideMark/>
-          </w:tcPr>
-          <w:p>
-            <w:pPr>
-              <w:spacing w:after="160" w:line="259" w:lineRule="auto"/>
-            </w:pPr>
-            <w:r>
-              <w:t>A spaghetti defect is detected above the threshold</w:t>
-            </w:r>
-          </w:p>
-        </w:tc>
-        <w:tc>
-          <w:tcPr>
-            <w:tcW w:w="0" w:type="auto"/>
-            <w:hideMark/>
-          </w:tcPr>
-          <w:p>
-            <w:pPr>
-              <w:spacing w:after="160" w:line="259" w:lineRule="auto"/>
-            </w:pPr>
-            <w:r>
-              <w:t>The UI displays a red warning banner, and the defect counter increments by 1</w:t>
+              <w:t>2.4</w:t>
+            </w:r>
+          </w:p>
+        </w:tc>
+        <w:tc>
+          <w:tcPr>
+            <w:tcW w:w="0" w:type="auto"/>
+            <w:hideMark/>
+          </w:tcPr>
+          <w:p>
+            <w:pPr>
+              <w:spacing w:after="160" w:line="259" w:lineRule="auto"/>
+            </w:pPr>
+            <w:r>
+              <w:t>Multiple Defects</w:t>
+            </w:r>
+          </w:p>
+        </w:tc>
+        <w:tc>
+          <w:tcPr>
+            <w:tcW w:w="0" w:type="auto"/>
+            <w:hideMark/>
+          </w:tcPr>
+          <w:p>
+            <w:pPr>
+              <w:spacing w:after="160" w:line="259" w:lineRule="auto"/>
+            </w:pPr>
+            <w:r>
+              <w:t>An image containing both spaghetti and stringing in different areas</w:t>
+            </w:r>
+          </w:p>
+        </w:tc>
+        <w:tc>
+          <w:tcPr>
+            <w:tcW w:w="0" w:type="auto"/>
+            <w:hideMark/>
+          </w:tcPr>
+          <w:p>
+            <w:pPr>
+              <w:spacing w:after="160" w:line="259" w:lineRule="auto"/>
+            </w:pPr>
+            <w:r>
+              <w:t>The algorithm identifies both entities independently, drawing two separate bounding boxes with their respective labels</w:t>
             </w:r>
           </w:p>
         </w:tc>
@@ -2005,61 +1733,570 @@
         <w:tc>
           <w:tcPr>
             <w:tcW w:w="0" w:type="auto"/>
-            <w:hideMark/>
-          </w:tcPr>
-          <w:p>
-            <w:pPr>
-              <w:spacing w:after="160" w:line="259" w:lineRule="auto"/>
-            </w:pPr>
-            <w:r>
-              <w:t>3.5</w:t>
-            </w:r>
-          </w:p>
-        </w:tc>
-        <w:tc>
-          <w:tcPr>
-            <w:tcW w:w="0" w:type="auto"/>
-            <w:hideMark/>
-          </w:tcPr>
-          <w:p>
-            <w:pPr>
-              <w:spacing w:after="160" w:line="259" w:lineRule="auto"/>
-            </w:pPr>
-            <w:r>
-              <w:t>"Clear Alerts" functionality</w:t>
-            </w:r>
-          </w:p>
-        </w:tc>
-        <w:tc>
-          <w:tcPr>
-            <w:tcW w:w="0" w:type="auto"/>
-            <w:hideMark/>
-          </w:tcPr>
-          <w:p>
-            <w:pPr>
-              <w:spacing w:after="160" w:line="259" w:lineRule="auto"/>
-            </w:pPr>
-            <w:r>
-              <w:t>Active alerts and a non-zero counter are present</w:t>
-            </w:r>
-          </w:p>
-        </w:tc>
-        <w:tc>
-          <w:tcPr>
-            <w:tcW w:w="0" w:type="auto"/>
-            <w:hideMark/>
-          </w:tcPr>
-          <w:p>
-            <w:pPr>
-              <w:spacing w:after="160" w:line="259" w:lineRule="auto"/>
-            </w:pPr>
-            <w:r>
-              <w:t>Clicking the button clears the history, resets the counter to zero, and restores the UI to a clean state</w:t>
+          </w:tcPr>
+          <w:p>
+            <w:r>
+              <w:t>2.5</w:t>
+            </w:r>
+          </w:p>
+        </w:tc>
+        <w:tc>
+          <w:tcPr>
+            <w:tcW w:w="0" w:type="auto"/>
+          </w:tcPr>
+          <w:p>
+            <w:r>
+              <w:t>OSD Telemetry &amp; Overlays</w:t>
+            </w:r>
+          </w:p>
+        </w:tc>
+        <w:tc>
+          <w:tcPr>
+            <w:tcW w:w="0" w:type="auto"/>
+          </w:tcPr>
+          <w:p>
+            <w:r>
+              <w:t>Active inference</w:t>
+            </w:r>
+          </w:p>
+          <w:p>
+            <w:r>
+              <w:t>stream</w:t>
+            </w:r>
+          </w:p>
+        </w:tc>
+        <w:tc>
+          <w:tcPr>
+            <w:tcW w:w="0" w:type="auto"/>
+          </w:tcPr>
+          <w:p>
+            <w:r>
+              <w:t>FPS, Latency, and System Clock</w:t>
+            </w:r>
+          </w:p>
+          <w:p>
+            <w:r>
+              <w:t>dynamically update on the canvas. The</w:t>
+            </w:r>
+          </w:p>
+          <w:p>
+            <w:r>
+              <w:t>Grid overlay successfully toggles on and off.</w:t>
             </w:r>
           </w:p>
         </w:tc>
       </w:tr>
     </w:tbl>
+    <w:p>
+      <w:pPr>
+        <w:rPr>
+          <w:b/>
+          <w:bCs/>
+        </w:rPr>
+      </w:pPr>
+    </w:p>
+    <w:p>
+      <w:pPr>
+        <w:rPr>
+          <w:b/>
+          <w:bCs/>
+        </w:rPr>
+      </w:pPr>
+      <w:r>
+        <w:rPr>
+          <w:b/>
+          <w:bCs/>
+        </w:rPr>
+        <w:t xml:space="preserve">Functionality 3: </w:t>
+      </w:r>
+      <w:r>
+        <w:rPr>
+          <w:b/>
+          <w:bCs/>
+        </w:rPr>
+        <w:t>System Settings</w:t>
+      </w:r>
+      <w:r>
+        <w:rPr>
+          <w:b/>
+          <w:bCs/>
+        </w:rPr>
+        <w:t xml:space="preserve"> &amp; UI Configurations</w:t>
+      </w:r>
+    </w:p>
+    <w:tbl>
+      <w:tblPr>
+        <w:tblStyle w:val="TableGrid"/>
+        <w:tblW w:w="0" w:type="auto"/>
+        <w:tblLook w:val="04A0" w:firstRow="1" w:lastRow="0" w:firstColumn="1" w:lastColumn="0" w:noHBand="0" w:noVBand="1"/>
+      </w:tblPr>
+      <w:tblGrid>
+        <w:gridCol w:w="691"/>
+        <w:gridCol w:w="2022"/>
+        <w:gridCol w:w="2872"/>
+        <w:gridCol w:w="3431"/>
+      </w:tblGrid>
+      <w:tr>
+        <w:tc>
+          <w:tcPr>
+            <w:tcW w:w="0" w:type="auto"/>
+            <w:hideMark/>
+          </w:tcPr>
+          <w:p>
+            <w:pPr>
+              <w:spacing w:after="160" w:line="259" w:lineRule="auto"/>
+            </w:pPr>
+            <w:r>
+              <w:rPr>
+                <w:b/>
+                <w:bCs/>
+              </w:rPr>
+              <w:t>Test ID</w:t>
+            </w:r>
+          </w:p>
+        </w:tc>
+        <w:tc>
+          <w:tcPr>
+            <w:tcW w:w="0" w:type="auto"/>
+            <w:hideMark/>
+          </w:tcPr>
+          <w:p>
+            <w:pPr>
+              <w:spacing w:after="160" w:line="259" w:lineRule="auto"/>
+            </w:pPr>
+            <w:r>
+              <w:rPr>
+                <w:b/>
+                <w:bCs/>
+              </w:rPr>
+              <w:t>Test Description</w:t>
+            </w:r>
+          </w:p>
+        </w:tc>
+        <w:tc>
+          <w:tcPr>
+            <w:tcW w:w="0" w:type="auto"/>
+            <w:hideMark/>
+          </w:tcPr>
+          <w:p>
+            <w:pPr>
+              <w:spacing w:after="160" w:line="259" w:lineRule="auto"/>
+            </w:pPr>
+            <w:r>
+              <w:rPr>
+                <w:b/>
+                <w:bCs/>
+              </w:rPr>
+              <w:t>Precondition</w:t>
+            </w:r>
+          </w:p>
+        </w:tc>
+        <w:tc>
+          <w:tcPr>
+            <w:tcW w:w="0" w:type="auto"/>
+            <w:hideMark/>
+          </w:tcPr>
+          <w:p>
+            <w:pPr>
+              <w:spacing w:after="160" w:line="259" w:lineRule="auto"/>
+            </w:pPr>
+            <w:r>
+              <w:rPr>
+                <w:b/>
+                <w:bCs/>
+              </w:rPr>
+              <w:t>Expected Result</w:t>
+            </w:r>
+          </w:p>
+        </w:tc>
+      </w:tr>
+      <w:tr>
+        <w:tc>
+          <w:tcPr>
+            <w:tcW w:w="0" w:type="auto"/>
+            <w:hideMark/>
+          </w:tcPr>
+          <w:p>
+            <w:pPr>
+              <w:spacing w:after="160" w:line="259" w:lineRule="auto"/>
+            </w:pPr>
+            <w:r>
+              <w:t>3.1</w:t>
+            </w:r>
+          </w:p>
+        </w:tc>
+        <w:tc>
+          <w:tcPr>
+            <w:tcW w:w="0" w:type="auto"/>
+            <w:hideMark/>
+          </w:tcPr>
+          <w:p>
+            <w:pPr>
+              <w:spacing w:after="160" w:line="259" w:lineRule="auto"/>
+            </w:pPr>
+            <w:r>
+              <w:t xml:space="preserve">Threshold </w:t>
+            </w:r>
+            <w:r>
+              <w:t xml:space="preserve">Confidence </w:t>
+            </w:r>
+            <w:r>
+              <w:t>adjustment</w:t>
+            </w:r>
+          </w:p>
+        </w:tc>
+        <w:tc>
+          <w:tcPr>
+            <w:tcW w:w="0" w:type="auto"/>
+            <w:hideMark/>
+          </w:tcPr>
+          <w:p>
+            <w:pPr>
+              <w:spacing w:after="160" w:line="259" w:lineRule="auto"/>
+            </w:pPr>
+            <w:r>
+              <w:t>Stream a video containing a borderline defect (e.g., 60% confidence)</w:t>
+            </w:r>
+          </w:p>
+        </w:tc>
+        <w:tc>
+          <w:tcPr>
+            <w:tcW w:w="0" w:type="auto"/>
+            <w:hideMark/>
+          </w:tcPr>
+          <w:p>
+            <w:pPr>
+              <w:spacing w:after="160" w:line="259" w:lineRule="auto"/>
+            </w:pPr>
+            <w:r>
+              <w:t>Changing the slider to 70% clears the alert; moving it to 50% triggers the alert instantly</w:t>
+            </w:r>
+          </w:p>
+        </w:tc>
+      </w:tr>
+      <w:tr>
+        <w:tc>
+          <w:tcPr>
+            <w:tcW w:w="0" w:type="auto"/>
+            <w:hideMark/>
+          </w:tcPr>
+          <w:p>
+            <w:pPr>
+              <w:spacing w:after="160" w:line="259" w:lineRule="auto"/>
+            </w:pPr>
+            <w:r>
+              <w:t>3.</w:t>
+            </w:r>
+            <w:r>
+              <w:rPr>
+                <w:rFonts w:hint="cs"/>
+                <w:rtl/>
+              </w:rPr>
+              <w:t>2</w:t>
+            </w:r>
+          </w:p>
+        </w:tc>
+        <w:tc>
+          <w:tcPr>
+            <w:tcW w:w="0" w:type="auto"/>
+            <w:hideMark/>
+          </w:tcPr>
+          <w:p>
+            <w:pPr>
+              <w:spacing w:after="160" w:line="259" w:lineRule="auto"/>
+            </w:pPr>
+            <w:r>
+              <w:t>Save</w:t>
+            </w:r>
+            <w:r>
+              <w:t xml:space="preserve"> </w:t>
+            </w:r>
+            <w:r>
+              <w:t>Configuration functionality</w:t>
+            </w:r>
+          </w:p>
+        </w:tc>
+        <w:tc>
+          <w:tcPr>
+            <w:tcW w:w="0" w:type="auto"/>
+            <w:hideMark/>
+          </w:tcPr>
+          <w:p>
+            <w:pPr>
+              <w:spacing w:after="160" w:line="259" w:lineRule="auto"/>
+            </w:pPr>
+            <w:r>
+              <w:t>Settings modified</w:t>
+            </w:r>
+          </w:p>
+        </w:tc>
+        <w:tc>
+          <w:tcPr>
+            <w:tcW w:w="0" w:type="auto"/>
+            <w:hideMark/>
+          </w:tcPr>
+          <w:p>
+            <w:pPr>
+              <w:spacing w:after="160" w:line="259" w:lineRule="auto"/>
+            </w:pPr>
+            <w:r>
+              <w:t>S</w:t>
+            </w:r>
+            <w:r>
+              <w:t xml:space="preserve">hows success toast and updates the UI to the </w:t>
+            </w:r>
+            <w:r>
+              <w:t>desired change.</w:t>
+            </w:r>
+          </w:p>
+        </w:tc>
+      </w:tr>
+      <w:tr>
+        <w:tc>
+          <w:tcPr>
+            <w:tcW w:w="0" w:type="auto"/>
+            <w:hideMark/>
+          </w:tcPr>
+          <w:p>
+            <w:pPr>
+              <w:spacing w:after="160" w:line="259" w:lineRule="auto"/>
+            </w:pPr>
+            <w:r>
+              <w:t>3.</w:t>
+            </w:r>
+            <w:r>
+              <w:rPr>
+                <w:rFonts w:hint="cs"/>
+                <w:rtl/>
+              </w:rPr>
+              <w:t>3</w:t>
+            </w:r>
+          </w:p>
+        </w:tc>
+        <w:tc>
+          <w:tcPr>
+            <w:tcW w:w="0" w:type="auto"/>
+            <w:hideMark/>
+          </w:tcPr>
+          <w:p>
+            <w:pPr>
+              <w:spacing w:after="160" w:line="259" w:lineRule="auto"/>
+            </w:pPr>
+            <w:r>
+              <w:t>Visual Alert Trigger</w:t>
+            </w:r>
+          </w:p>
+        </w:tc>
+        <w:tc>
+          <w:tcPr>
+            <w:tcW w:w="0" w:type="auto"/>
+            <w:hideMark/>
+          </w:tcPr>
+          <w:p>
+            <w:pPr>
+              <w:spacing w:after="160" w:line="259" w:lineRule="auto"/>
+            </w:pPr>
+            <w:r>
+              <w:t>A spaghetti defect is detected above the threshold</w:t>
+            </w:r>
+          </w:p>
+        </w:tc>
+        <w:tc>
+          <w:tcPr>
+            <w:tcW w:w="0" w:type="auto"/>
+            <w:hideMark/>
+          </w:tcPr>
+          <w:p>
+            <w:pPr>
+              <w:spacing w:after="160" w:line="259" w:lineRule="auto"/>
+            </w:pPr>
+            <w:r>
+              <w:t>The UI displays a red warning banner, and the defect counter increments by 1</w:t>
+            </w:r>
+          </w:p>
+        </w:tc>
+      </w:tr>
+      <w:tr>
+        <w:tc>
+          <w:tcPr>
+            <w:tcW w:w="0" w:type="auto"/>
+          </w:tcPr>
+          <w:p>
+            <w:r>
+              <w:t>3.</w:t>
+            </w:r>
+            <w:r>
+              <w:rPr>
+                <w:rFonts w:hint="cs"/>
+                <w:rtl/>
+              </w:rPr>
+              <w:t>4</w:t>
+            </w:r>
+          </w:p>
+        </w:tc>
+        <w:tc>
+          <w:tcPr>
+            <w:tcW w:w="0" w:type="auto"/>
+          </w:tcPr>
+          <w:p>
+            <w:r>
+              <w:t>Emergency Stop Trigger</w:t>
+            </w:r>
+          </w:p>
+        </w:tc>
+        <w:tc>
+          <w:tcPr>
+            <w:tcW w:w="0" w:type="auto"/>
+          </w:tcPr>
+          <w:p>
+            <w:r>
+              <w:t>Active print</w:t>
+            </w:r>
+          </w:p>
+        </w:tc>
+        <w:tc>
+          <w:tcPr>
+            <w:tcW w:w="0" w:type="auto"/>
+          </w:tcPr>
+          <w:p>
+            <w:r>
+              <w:t>Clicking</w:t>
+            </w:r>
+          </w:p>
+          <w:p>
+            <w:r>
+              <w:t>Emergency Stop</w:t>
+            </w:r>
+          </w:p>
+          <w:p>
+            <w:r>
+              <w:t>prompts</w:t>
+            </w:r>
+          </w:p>
+          <w:p>
+            <w:r>
+              <w:t>confirmation, then</w:t>
+            </w:r>
+          </w:p>
+          <w:p>
+            <w:r>
+              <w:t>halts API and logs</w:t>
+            </w:r>
+          </w:p>
+        </w:tc>
+      </w:tr>
+      <w:tr>
+        <w:tc>
+          <w:tcPr>
+            <w:tcW w:w="0" w:type="auto"/>
+          </w:tcPr>
+          <w:p>
+            <w:r>
+              <w:t>3.</w:t>
+            </w:r>
+            <w:r>
+              <w:rPr>
+                <w:rFonts w:hint="cs"/>
+                <w:rtl/>
+              </w:rPr>
+              <w:t>5</w:t>
+            </w:r>
+          </w:p>
+        </w:tc>
+        <w:tc>
+          <w:tcPr>
+            <w:tcW w:w="0" w:type="auto"/>
+          </w:tcPr>
+          <w:p>
+            <w:r>
+              <w:t>Snapshot Capture</w:t>
+            </w:r>
+          </w:p>
+        </w:tc>
+        <w:tc>
+          <w:tcPr>
+            <w:tcW w:w="0" w:type="auto"/>
+          </w:tcPr>
+          <w:p>
+            <w:r>
+              <w:t>Active live feed</w:t>
+            </w:r>
+          </w:p>
+        </w:tc>
+        <w:tc>
+          <w:tcPr>
+            <w:tcW w:w="0" w:type="auto"/>
+          </w:tcPr>
+          <w:p>
+            <w:r>
+              <w:t>Clicking Snapshot</w:t>
+            </w:r>
+            <w:r>
+              <w:t xml:space="preserve"> </w:t>
+            </w:r>
+            <w:r>
+              <w:t>flashes screen,</w:t>
+            </w:r>
+            <w:r>
+              <w:t xml:space="preserve"> </w:t>
+            </w:r>
+            <w:r>
+              <w:t>downloads JPG</w:t>
+            </w:r>
+            <w:r>
+              <w:t xml:space="preserve"> </w:t>
+            </w:r>
+            <w:r>
+              <w:t>locally, and logs to</w:t>
+            </w:r>
+            <w:r>
+              <w:t xml:space="preserve"> </w:t>
+            </w:r>
+            <w:r>
+              <w:rPr>
+                <w:lang w:val="en-US"/>
+              </w:rPr>
+              <w:t>the History database.</w:t>
+            </w:r>
+          </w:p>
+        </w:tc>
+      </w:tr>
+    </w:tbl>
+    <w:p>
+      <w:pPr>
+        <w:rPr>
+          <w:rtl/>
+        </w:rPr>
+      </w:pPr>
+    </w:p>
+    <w:p>
+      <w:pPr>
+        <w:rPr>
+          <w:rtl/>
+        </w:rPr>
+      </w:pPr>
+    </w:p>
+    <w:p>
+      <w:pPr>
+        <w:rPr>
+          <w:rtl/>
+        </w:rPr>
+      </w:pPr>
+    </w:p>
+    <w:p>
+      <w:pPr>
+        <w:rPr>
+          <w:rtl/>
+        </w:rPr>
+      </w:pPr>
+    </w:p>
+    <w:p>
+      <w:pPr>
+        <w:rPr>
+          <w:rtl/>
+        </w:rPr>
+      </w:pPr>
+    </w:p>
     <w:p/>
     <w:p>
       <w:pPr>
@@ -2073,7 +2310,6 @@
           <w:b/>
           <w:bCs/>
         </w:rPr>
-        <w:lastRenderedPageBreak/>
         <w:t>Functionality 4: Survivability, Network &amp; Recovery</w:t>
       </w:r>
     </w:p>
@@ -2085,9 +2321,9 @@
       </w:tblPr>
       <w:tblGrid>
         <w:gridCol w:w="659"/>
-        <w:gridCol w:w="2141"/>
-        <w:gridCol w:w="2606"/>
-        <w:gridCol w:w="3610"/>
+        <w:gridCol w:w="2142"/>
+        <w:gridCol w:w="2602"/>
+        <w:gridCol w:w="3613"/>
       </w:tblGrid>
       <w:tr>
         <w:tc>
@@ -2190,6 +2426,7 @@
               <w:spacing w:after="160" w:line="259" w:lineRule="auto"/>
             </w:pPr>
             <w:r>
+              <w:lastRenderedPageBreak/>
               <w:t>4.1</w:t>
             </w:r>
           </w:p>
@@ -2279,7 +2516,13 @@
               <w:spacing w:after="160" w:line="259" w:lineRule="auto"/>
             </w:pPr>
             <w:r>
-              <w:t>The system is in a "Connection Lost" state (post-test 4.1), and network connectivity is restored</w:t>
+              <w:t>The system is in a "Connection Lost" state</w:t>
+            </w:r>
+            <w:r>
+              <w:t>,</w:t>
+            </w:r>
+            <w:r>
+              <w:t xml:space="preserve"> and network connectivity is restored</w:t>
             </w:r>
           </w:p>
         </w:tc>
@@ -2396,9 +2639,9 @@
       </w:tblPr>
       <w:tblGrid>
         <w:gridCol w:w="671"/>
-        <w:gridCol w:w="1719"/>
-        <w:gridCol w:w="2873"/>
-        <w:gridCol w:w="3753"/>
+        <w:gridCol w:w="1716"/>
+        <w:gridCol w:w="2862"/>
+        <w:gridCol w:w="3767"/>
       </w:tblGrid>
       <w:tr>
         <w:tc>
@@ -2543,7 +2786,7 @@
               <w:spacing w:after="160" w:line="259" w:lineRule="auto"/>
             </w:pPr>
             <w:r>
-              <w:t>The system does not crash. No false positive defects are generated due to digital camera noise</w:t>
+              <w:t>The preprocessing module successfully identifies the extreme low-light condition, and renders a message on the live video feed</w:t>
             </w:r>
           </w:p>
         </w:tc>
@@ -2670,46 +2913,6 @@
         <w:rPr>
           <w:b/>
           <w:bCs/>
-        </w:rPr>
-      </w:pPr>
-    </w:p>
-    <w:p>
-      <w:pPr>
-        <w:rPr>
-          <w:b/>
-          <w:bCs/>
-        </w:rPr>
-      </w:pPr>
-    </w:p>
-    <w:p>
-      <w:pPr>
-        <w:rPr>
-          <w:b/>
-          <w:bCs/>
-        </w:rPr>
-      </w:pPr>
-    </w:p>
-    <w:p>
-      <w:pPr>
-        <w:rPr>
-          <w:b/>
-          <w:bCs/>
-        </w:rPr>
-      </w:pPr>
-    </w:p>
-    <w:p>
-      <w:pPr>
-        <w:rPr>
-          <w:b/>
-          <w:bCs/>
-        </w:rPr>
-      </w:pPr>
-    </w:p>
-    <w:p>
-      <w:pPr>
-        <w:rPr>
-          <w:b/>
-          <w:bCs/>
           <w:rtl/>
         </w:rPr>
       </w:pPr>
@@ -2719,15 +2922,73 @@
         <w:rPr>
           <w:b/>
           <w:bCs/>
-        </w:rPr>
-      </w:pPr>
-      <w:r>
-        <w:rPr>
-          <w:b/>
-          <w:bCs/>
-        </w:rPr>
-        <w:lastRenderedPageBreak/>
-        <w:t>Functionality 6: Storage &amp; Database Management</w:t>
+          <w:rtl/>
+        </w:rPr>
+      </w:pPr>
+    </w:p>
+    <w:p>
+      <w:pPr>
+        <w:rPr>
+          <w:b/>
+          <w:bCs/>
+          <w:rtl/>
+        </w:rPr>
+      </w:pPr>
+    </w:p>
+    <w:p>
+      <w:pPr>
+        <w:rPr>
+          <w:b/>
+          <w:bCs/>
+          <w:rtl/>
+        </w:rPr>
+      </w:pPr>
+    </w:p>
+    <w:p>
+      <w:pPr>
+        <w:rPr>
+          <w:b/>
+          <w:bCs/>
+          <w:rtl/>
+        </w:rPr>
+      </w:pPr>
+    </w:p>
+    <w:p>
+      <w:pPr>
+        <w:rPr>
+          <w:b/>
+          <w:bCs/>
+          <w:rtl/>
+        </w:rPr>
+      </w:pPr>
+    </w:p>
+    <w:p>
+      <w:pPr>
+        <w:rPr>
+          <w:b/>
+          <w:bCs/>
+        </w:rPr>
+      </w:pPr>
+      <w:r>
+        <w:rPr>
+          <w:b/>
+          <w:bCs/>
+        </w:rPr>
+        <w:t xml:space="preserve">Functionality 6: </w:t>
+      </w:r>
+      <w:r>
+        <w:rPr>
+          <w:b/>
+          <w:bCs/>
+        </w:rPr>
+        <w:t>Authentication</w:t>
+      </w:r>
+      <w:r>
+        <w:rPr>
+          <w:b/>
+          <w:bCs/>
+        </w:rPr>
+        <w:t xml:space="preserve"> &amp; Database Management</w:t>
       </w:r>
     </w:p>
     <w:tbl>
@@ -2737,10 +2998,10 @@
         <w:tblLook w:val="04A0" w:firstRow="1" w:lastRow="0" w:firstColumn="1" w:lastColumn="0" w:noHBand="0" w:noVBand="1"/>
       </w:tblPr>
       <w:tblGrid>
-        <w:gridCol w:w="641"/>
-        <w:gridCol w:w="1589"/>
-        <w:gridCol w:w="2605"/>
-        <w:gridCol w:w="4181"/>
+        <w:gridCol w:w="630"/>
+        <w:gridCol w:w="1681"/>
+        <w:gridCol w:w="2805"/>
+        <w:gridCol w:w="3900"/>
       </w:tblGrid>
       <w:tr>
         <w:tc>
@@ -2804,13 +3065,10 @@
         <w:tc>
           <w:tcPr>
             <w:tcW w:w="0" w:type="auto"/>
-            <w:hideMark/>
-          </w:tcPr>
-          <w:p>
-            <w:pPr>
-              <w:spacing w:after="160" w:line="259" w:lineRule="auto"/>
-            </w:pPr>
-            <w:r>
+          </w:tcPr>
+          <w:p>
+            <w:r>
+              <w:lastRenderedPageBreak/>
               <w:t>6.1</w:t>
             </w:r>
           </w:p>
@@ -2818,6 +3076,135 @@
         <w:tc>
           <w:tcPr>
             <w:tcW w:w="0" w:type="auto"/>
+          </w:tcPr>
+          <w:p>
+            <w:r>
+              <w:t>User Login Process</w:t>
+            </w:r>
+          </w:p>
+        </w:tc>
+        <w:tc>
+          <w:tcPr>
+            <w:tcW w:w="0" w:type="auto"/>
+          </w:tcPr>
+          <w:p>
+            <w:r>
+              <w:t>Valid operator credentials exist in the system's database</w:t>
+            </w:r>
+          </w:p>
+        </w:tc>
+        <w:tc>
+          <w:tcPr>
+            <w:tcW w:w="0" w:type="auto"/>
+          </w:tcPr>
+          <w:p>
+            <w:r>
+              <w:t>The system authenticates the user via JWT, securely establishes the session, and successfully redirects the user to the Live Monitoring Dashboard</w:t>
+            </w:r>
+          </w:p>
+        </w:tc>
+      </w:tr>
+      <w:tr>
+        <w:tc>
+          <w:tcPr>
+            <w:tcW w:w="0" w:type="auto"/>
+          </w:tcPr>
+          <w:p>
+            <w:r>
+              <w:t>6.2</w:t>
+            </w:r>
+          </w:p>
+        </w:tc>
+        <w:tc>
+          <w:tcPr>
+            <w:tcW w:w="0" w:type="auto"/>
+          </w:tcPr>
+          <w:p>
+            <w:r>
+              <w:t>History Filters Validation</w:t>
+            </w:r>
+          </w:p>
+        </w:tc>
+        <w:tc>
+          <w:tcPr>
+            <w:tcW w:w="0" w:type="auto"/>
+          </w:tcPr>
+          <w:p>
+            <w:r>
+              <w:t>The database contains multiple historical detection records with varying defect types, confidence scores, and timestamps.</w:t>
+            </w:r>
+          </w:p>
+        </w:tc>
+        <w:tc>
+          <w:tcPr>
+            <w:tcW w:w="0" w:type="auto"/>
+          </w:tcPr>
+          <w:p>
+            <w:r>
+              <w:t>Applying filter parameters dynamically updates the event log table to display only the records that strictly satisfy the selected criteria.</w:t>
+            </w:r>
+          </w:p>
+        </w:tc>
+      </w:tr>
+      <w:tr>
+        <w:tc>
+          <w:tcPr>
+            <w:tcW w:w="0" w:type="auto"/>
+          </w:tcPr>
+          <w:p>
+            <w:r>
+              <w:t>6.3</w:t>
+            </w:r>
+          </w:p>
+        </w:tc>
+        <w:tc>
+          <w:tcPr>
+            <w:tcW w:w="0" w:type="auto"/>
+          </w:tcPr>
+          <w:p>
+            <w:r>
+              <w:t>Export CSV</w:t>
+            </w:r>
+          </w:p>
+        </w:tc>
+        <w:tc>
+          <w:tcPr>
+            <w:tcW w:w="0" w:type="auto"/>
+          </w:tcPr>
+          <w:p>
+            <w:r>
+              <w:t>Historical detection records exist and are currently rendered in the UI data table.</w:t>
+            </w:r>
+          </w:p>
+        </w:tc>
+        <w:tc>
+          <w:tcPr>
+            <w:tcW w:w="0" w:type="auto"/>
+          </w:tcPr>
+          <w:p>
+            <w:r>
+              <w:t>The system generates and initiates the download of a structured CSV file containing the currently filtered historical data</w:t>
+            </w:r>
+          </w:p>
+        </w:tc>
+      </w:tr>
+      <w:tr>
+        <w:tc>
+          <w:tcPr>
+            <w:tcW w:w="0" w:type="auto"/>
+          </w:tcPr>
+          <w:p>
+            <w:pPr>
+              <w:spacing w:after="160" w:line="259" w:lineRule="auto"/>
+            </w:pPr>
+            <w:r>
+              <w:t>6.4</w:t>
+            </w:r>
+          </w:p>
+        </w:tc>
+        <w:tc>
+          <w:tcPr>
+            <w:tcW w:w="0" w:type="auto"/>
             <w:hideMark/>
           </w:tcPr>
           <w:p>
@@ -2826,6 +3213,9 @@
             </w:pPr>
             <w:r>
               <w:t>Auto-Purge policy execution</w:t>
+            </w:r>
+            <w:r>
+              <w:t xml:space="preserve"> </w:t>
             </w:r>
           </w:p>
         </w:tc>
@@ -2843,30 +3233,138 @@
               </w:rPr>
             </w:pPr>
             <w:r>
-              <w:t>Storage capacity</w:t>
-            </w:r>
-            <w:r>
-              <w:t xml:space="preserve"> has reached its maximum threshold, and a new defect </w:t>
-            </w:r>
-            <w:r>
-              <w:rPr>
-                <w:lang w:val="en-US"/>
-              </w:rPr>
-              <w:t>alert occurs</w:t>
-            </w:r>
-          </w:p>
-        </w:tc>
-        <w:tc>
-          <w:tcPr>
-            <w:tcW w:w="0" w:type="auto"/>
-            <w:hideMark/>
-          </w:tcPr>
-          <w:p>
-            <w:pPr>
-              <w:spacing w:after="160" w:line="259" w:lineRule="auto"/>
-            </w:pPr>
-            <w:r>
-              <w:t>The system automatically deletes the oldest saved defect image and record to make room, successfully saves the new defect alert, and continues monitoring without crashing.</w:t>
+              <w:t>The database contain</w:t>
+            </w:r>
+            <w:r>
+              <w:t>s</w:t>
+            </w:r>
+            <w:r>
+              <w:t xml:space="preserve"> detection records older than 30 days.</w:t>
+            </w:r>
+          </w:p>
+        </w:tc>
+        <w:tc>
+          <w:tcPr>
+            <w:tcW w:w="0" w:type="auto"/>
+            <w:hideMark/>
+          </w:tcPr>
+          <w:p>
+            <w:pPr>
+              <w:spacing w:after="160" w:line="259" w:lineRule="auto"/>
+            </w:pPr>
+            <w:r>
+              <w:t>The automated background task successfully identifies and permanently deletes all data records and associated media exceeding the 30-day retention limit</w:t>
+            </w:r>
+          </w:p>
+        </w:tc>
+      </w:tr>
+      <w:tr>
+        <w:tc>
+          <w:tcPr>
+            <w:tcW w:w="0" w:type="auto"/>
+          </w:tcPr>
+          <w:p>
+            <w:r>
+              <w:t>6.5</w:t>
+            </w:r>
+          </w:p>
+        </w:tc>
+        <w:tc>
+          <w:tcPr>
+            <w:tcW w:w="0" w:type="auto"/>
+          </w:tcPr>
+          <w:p>
+            <w:r>
+              <w:t>Clear Alerts Functionality</w:t>
+            </w:r>
+          </w:p>
+        </w:tc>
+        <w:tc>
+          <w:tcPr>
+            <w:tcW w:w="0" w:type="auto"/>
+          </w:tcPr>
+          <w:p>
+            <w:r>
+              <w:t>The detection database is populated with historical alerts</w:t>
+            </w:r>
+          </w:p>
+        </w:tc>
+        <w:tc>
+          <w:tcPr>
+            <w:tcW w:w="0" w:type="auto"/>
+          </w:tcPr>
+          <w:p>
+            <w:r>
+              <w:t>The system prompts the user with a confirmation dialog. Upon confirmation, the backend permanently drops all alert records from the database, and the UI dynamically refreshes to display an empty state</w:t>
+            </w:r>
+          </w:p>
+        </w:tc>
+      </w:tr>
+      <w:tr>
+        <w:tc>
+          <w:tcPr>
+            <w:tcW w:w="0" w:type="auto"/>
+          </w:tcPr>
+          <w:p>
+            <w:r>
+              <w:t>6.6</w:t>
+            </w:r>
+          </w:p>
+        </w:tc>
+        <w:tc>
+          <w:tcPr>
+            <w:tcW w:w="0" w:type="auto"/>
+          </w:tcPr>
+          <w:p>
+            <w:r>
+              <w:t>History Event Log &amp; Image View</w:t>
+            </w:r>
+          </w:p>
+        </w:tc>
+        <w:tc>
+          <w:tcPr>
+            <w:tcW w:w="0" w:type="auto"/>
+          </w:tcPr>
+          <w:p>
+            <w:r>
+              <w:t>Alerts &amp; History</w:t>
+            </w:r>
+            <w:r>
+              <w:t xml:space="preserve"> </w:t>
+            </w:r>
+            <w:r>
+              <w:t>page contains at</w:t>
+            </w:r>
+            <w:r>
+              <w:t xml:space="preserve"> </w:t>
+            </w:r>
+            <w:r>
+              <w:t>least one event record</w:t>
+            </w:r>
+          </w:p>
+        </w:tc>
+        <w:tc>
+          <w:tcPr>
+            <w:tcW w:w="0" w:type="auto"/>
+          </w:tcPr>
+          <w:p>
+            <w:r>
+              <w:t>The table correctly renders the data.</w:t>
+            </w:r>
+          </w:p>
+          <w:p>
+            <w:r>
+              <w:t>Clicking the “View Image” link</w:t>
+            </w:r>
+          </w:p>
+          <w:p>
+            <w:r>
+              <w:t>successfully opens the full snapshot</w:t>
+            </w:r>
+          </w:p>
+          <w:p>
+            <w:r>
+              <w:t>image in a new tab</w:t>
             </w:r>
           </w:p>
         </w:tc>
@@ -3000,6 +3498,7 @@
           <w:b/>
           <w:bCs/>
         </w:rPr>
+        <w:lastRenderedPageBreak/>
         <w:t>5. Testing Strategy</w:t>
       </w:r>
     </w:p>
@@ -3117,7 +3616,29 @@
         <w:rPr>
           <w:lang w:eastAsia="en-IL"/>
         </w:rPr>
-        <w:t xml:space="preserve"> Running a standardized test set of 50 images against every new version of the weights file (best.pt) or code update. This test verifies that previously achieved detection accuracy does not degrade and that no new false positives are generated on "Normal" prints.</w:t>
+        <w:t xml:space="preserve"> Running a standardized test set of 50 images against every new version of the weights file (</w:t>
+      </w:r>
+      <w:proofErr w:type="spellStart"/>
+      <w:proofErr w:type="gramStart"/>
+      <w:r>
+        <w:rPr>
+          <w:lang w:eastAsia="en-IL"/>
+        </w:rPr>
+        <w:t>best.</w:t>
+      </w:r>
+      <w:r>
+        <w:rPr>
+          <w:lang w:eastAsia="en-IL"/>
+        </w:rPr>
+        <w:t>onnx</w:t>
+      </w:r>
+      <w:proofErr w:type="spellEnd"/>
+      <w:proofErr w:type="gramEnd"/>
+      <w:r>
+        <w:rPr>
+          <w:lang w:eastAsia="en-IL"/>
+        </w:rPr>
+        <w:t>) or code update. This test verifies that previously achieved detection accuracy does not degrade and that no new false positives are generated on "Normal" prints.</w:t>
       </w:r>
     </w:p>
     <w:p>
@@ -3145,132 +3666,177 @@
           <w:bCs/>
           <w:lang w:eastAsia="en-IL"/>
         </w:rPr>
+        <w:t>Performance Testing:</w:t>
+      </w:r>
+      <w:r>
+        <w:rPr>
+          <w:lang w:eastAsia="en-IL"/>
+        </w:rPr>
+        <w:t xml:space="preserve"> </w:t>
+      </w:r>
+    </w:p>
+    <w:p>
+      <w:pPr>
+        <w:pStyle w:val="ListParagraph"/>
+        <w:rPr>
+          <w:lang w:eastAsia="en-IL"/>
+        </w:rPr>
+      </w:pPr>
+    </w:p>
+    <w:p>
+      <w:pPr>
+        <w:pStyle w:val="ListParagraph"/>
+        <w:rPr>
+          <w:lang w:eastAsia="en-IL"/>
+        </w:rPr>
+      </w:pPr>
+      <w:r>
+        <w:rPr>
+          <w:b/>
+          <w:bCs/>
+          <w:lang w:eastAsia="en-IL"/>
+        </w:rPr>
+        <w:t>Backend &amp; Hardware Infrastructure:</w:t>
+      </w:r>
+      <w:r>
+        <w:rPr>
+          <w:lang w:eastAsia="en-IL"/>
+        </w:rPr>
+        <w:t xml:space="preserve"> s</w:t>
+      </w:r>
+      <w:r>
+        <w:rPr>
+          <w:lang w:eastAsia="en-IL"/>
+        </w:rPr>
+        <w:t xml:space="preserve">tream live video continuously for a duration of 60 minutes on the Raspberry Pi while monitoring hardware resource utilization. The test will verify that RAM usage remains stable without memory leaks, CPU load does not trigger thermal throttling, and the core AI inference speed is maintained at approximately 4–5ms per frame. </w:t>
+      </w:r>
+    </w:p>
+    <w:p>
+      <w:pPr>
+        <w:pStyle w:val="ListParagraph"/>
+        <w:rPr>
+          <w:lang w:eastAsia="en-IL"/>
+        </w:rPr>
+      </w:pPr>
+    </w:p>
+    <w:p>
+      <w:pPr>
+        <w:pStyle w:val="ListParagraph"/>
+        <w:rPr>
+          <w:lang w:eastAsia="en-IL"/>
+        </w:rPr>
+      </w:pPr>
+      <w:r>
+        <w:rPr>
+          <w:b/>
+          <w:bCs/>
+          <w:lang w:eastAsia="en-IL"/>
+        </w:rPr>
+        <w:t>Frontend Dashboard &amp; User Interface:</w:t>
+      </w:r>
+      <w:r>
+        <w:rPr>
+          <w:lang w:eastAsia="en-IL"/>
+        </w:rPr>
+        <w:t xml:space="preserve"> c</w:t>
+      </w:r>
+      <w:r>
+        <w:rPr>
+          <w:lang w:eastAsia="en-IL"/>
+        </w:rPr>
+        <w:t>oncurrently monitor browser and user interface performance during the 60-minute continuous streaming session. The test will verify that the display refresh rate (FPS) remains consistently stable and fluid, no cumulative latency or rendering lag builds up between the real-time AI inference output and the bounding box drawing on the canvas, and the dashboard's memory consumption remains flat over time (validating the absence of client-side memory leaks).</w:t>
+      </w:r>
+    </w:p>
+    <w:p>
+      <w:pPr>
+        <w:rPr>
+          <w:b/>
+          <w:bCs/>
+          <w:rtl/>
+        </w:rPr>
+      </w:pPr>
+    </w:p>
+    <w:p>
+      <w:pPr>
+        <w:rPr>
+          <w:b/>
+          <w:bCs/>
+          <w:rtl/>
+        </w:rPr>
+      </w:pPr>
+    </w:p>
+    <w:p>
+      <w:pPr>
+        <w:rPr>
+          <w:b/>
+          <w:bCs/>
+          <w:rtl/>
+        </w:rPr>
+      </w:pPr>
+    </w:p>
+    <w:p>
+      <w:pPr>
+        <w:rPr>
+          <w:b/>
+          <w:bCs/>
+          <w:rtl/>
+        </w:rPr>
+      </w:pPr>
+    </w:p>
+    <w:p>
+      <w:pPr>
+        <w:rPr>
+          <w:b/>
+          <w:bCs/>
+          <w:rtl/>
+        </w:rPr>
+      </w:pPr>
+    </w:p>
+    <w:p>
+      <w:pPr>
+        <w:rPr>
+          <w:b/>
+          <w:bCs/>
+          <w:rtl/>
+        </w:rPr>
+      </w:pPr>
+    </w:p>
+    <w:p>
+      <w:pPr>
+        <w:rPr>
+          <w:b/>
+          <w:bCs/>
+        </w:rPr>
+      </w:pPr>
+      <w:r>
+        <w:rPr>
+          <w:b/>
+          <w:bCs/>
+        </w:rPr>
+        <w:t>6. Test Environment</w:t>
+      </w:r>
+    </w:p>
+    <w:p>
+      <w:r>
+        <w:t>The test environment mirrors the intended production setup for the system</w:t>
+      </w:r>
+      <w:r>
+        <w:t>, divided into edge hardware and client monitoring setup.</w:t>
+      </w:r>
+    </w:p>
+    <w:p>
+      <w:pPr>
+        <w:rPr>
+          <w:b/>
+          <w:bCs/>
+        </w:rPr>
+      </w:pPr>
+      <w:r>
+        <w:rPr>
+          <w:b/>
+          <w:bCs/>
+        </w:rPr>
         <w:lastRenderedPageBreak/>
-        <w:t>Performance Testing:</w:t>
-      </w:r>
-      <w:r>
-        <w:rPr>
-          <w:lang w:eastAsia="en-IL"/>
-        </w:rPr>
-        <w:t xml:space="preserve"> </w:t>
-      </w:r>
-    </w:p>
-    <w:p>
-      <w:pPr>
-        <w:pStyle w:val="ListParagraph"/>
-        <w:rPr>
-          <w:lang w:eastAsia="en-IL"/>
-        </w:rPr>
-      </w:pPr>
-    </w:p>
-    <w:p>
-      <w:pPr>
-        <w:pStyle w:val="ListParagraph"/>
-        <w:rPr>
-          <w:lang w:eastAsia="en-IL"/>
-        </w:rPr>
-      </w:pPr>
-      <w:r>
-        <w:rPr>
-          <w:b/>
-          <w:bCs/>
-          <w:lang w:eastAsia="en-IL"/>
-        </w:rPr>
-        <w:t>Backend &amp; Hardware Infrastructure:</w:t>
-      </w:r>
-      <w:r>
-        <w:rPr>
-          <w:lang w:eastAsia="en-IL"/>
-        </w:rPr>
-        <w:t xml:space="preserve"> s</w:t>
-      </w:r>
-      <w:r>
-        <w:rPr>
-          <w:lang w:eastAsia="en-IL"/>
-        </w:rPr>
-        <w:t xml:space="preserve">tream live video continuously for a duration of 60 minutes on the Raspberry Pi while monitoring hardware resource utilization. The test will verify that RAM usage remains stable without memory leaks, CPU load does not trigger thermal throttling, and the core AI inference speed is maintained at approximately 4–5ms per frame. </w:t>
-      </w:r>
-    </w:p>
-    <w:p>
-      <w:pPr>
-        <w:pStyle w:val="ListParagraph"/>
-        <w:rPr>
-          <w:lang w:eastAsia="en-IL"/>
-        </w:rPr>
-      </w:pPr>
-    </w:p>
-    <w:p>
-      <w:pPr>
-        <w:pStyle w:val="ListParagraph"/>
-        <w:rPr>
-          <w:lang w:eastAsia="en-IL"/>
-        </w:rPr>
-      </w:pPr>
-      <w:r>
-        <w:rPr>
-          <w:b/>
-          <w:bCs/>
-          <w:lang w:eastAsia="en-IL"/>
-        </w:rPr>
-        <w:t>Frontend Dashboard &amp; User Interface:</w:t>
-      </w:r>
-      <w:r>
-        <w:rPr>
-          <w:lang w:eastAsia="en-IL"/>
-        </w:rPr>
-        <w:t xml:space="preserve"> c</w:t>
-      </w:r>
-      <w:r>
-        <w:rPr>
-          <w:lang w:eastAsia="en-IL"/>
-        </w:rPr>
-        <w:t>oncurrently monitor browser and user interface performance during the 60-minute continuous streaming session. The test will verify that the display refresh rate (FPS) remains consistently stable and fluid, no cumulative latency or rendering lag builds up between the real-time AI inference output and the bounding box drawing on the canvas, and the dashboard's memory consumption remains flat over time (validating the absence of client-side memory leaks).</w:t>
-      </w:r>
-    </w:p>
-    <w:p>
-      <w:pPr>
-        <w:rPr>
-          <w:b/>
-          <w:bCs/>
-          <w:rtl/>
-        </w:rPr>
-      </w:pPr>
-    </w:p>
-    <w:p>
-      <w:pPr>
-        <w:rPr>
-          <w:b/>
-          <w:bCs/>
-        </w:rPr>
-      </w:pPr>
-      <w:r>
-        <w:rPr>
-          <w:b/>
-          <w:bCs/>
-        </w:rPr>
-        <w:t>6. Test Environment</w:t>
-      </w:r>
-    </w:p>
-    <w:p>
-      <w:r>
-        <w:t>The test environment mirrors the intended production setup for the system</w:t>
-      </w:r>
-      <w:r>
-        <w:t>, divided into edge hardware and client monitoring setup.</w:t>
-      </w:r>
-    </w:p>
-    <w:p>
-      <w:pPr>
-        <w:rPr>
-          <w:b/>
-          <w:bCs/>
-        </w:rPr>
-      </w:pPr>
-      <w:r>
-        <w:rPr>
-          <w:b/>
-          <w:bCs/>
-        </w:rPr>
         <w:t>Edge Computing Environment:</w:t>
       </w:r>
     </w:p>
@@ -3414,15 +3980,28 @@
         </w:numPr>
       </w:pPr>
       <w:r>
-        <w:t xml:space="preserve">Custom-trained weights model (best.pt) optimized for 3 classes (Spaghetti, Stringing, Normal) using an augmented dataset via </w:t>
+        <w:t xml:space="preserve">Custom-trained weights model (best.pt) optimized for 3 classes (Spaghetti, Stringing, Normal) using an augmented </w:t>
+      </w:r>
+      <w:proofErr w:type="gramStart"/>
+      <w:r>
+        <w:t>dataset</w:t>
+      </w:r>
+      <w:r>
+        <w:t>, and</w:t>
+      </w:r>
+      <w:proofErr w:type="gramEnd"/>
+      <w:r>
+        <w:t xml:space="preserve"> converted to ONNX format (</w:t>
       </w:r>
       <w:proofErr w:type="spellStart"/>
-      <w:r>
-        <w:t>Roboflow</w:t>
+      <w:proofErr w:type="gramStart"/>
+      <w:r>
+        <w:t>best.onnx</w:t>
       </w:r>
       <w:proofErr w:type="spellEnd"/>
-      <w:r>
-        <w:t>.</w:t>
+      <w:proofErr w:type="gramEnd"/>
+      <w:r>
+        <w:t>) for efficient edge execution.</w:t>
       </w:r>
     </w:p>
     <w:p>
